--- a/fanfic/ffn_upload/ch02.docx
+++ b/fanfic/ffn_upload/ch02.docx
@@ -116,7 +116,7 @@
         <w:pStyle w:val="BodyText"/>
       </w:pPr>
       <w:r>
-        <w:t xml:space="preserve">She had thought it was Anakin, at first. She had picked up that card and believed, for the space of a breath, that her Master had found a way to get her out. She had been wrong about that, and wrong about the friend in the dark who had sent her to the warehouse, and wrong about how quickly the truth would catch up with her. She was beginning to be very tired of being wrong.</w:t>
+        <w:t xml:space="preserve">She had thought it was Anakin, at first. She had picked up that card and believed, for the space of a breath, that her Master had found a way to get her out. She had been wrong about that, and wrong about what was waiting in the warehouse her friend had sent her to, and wrong about how quickly the truth would catch up with her. She was beginning to be very tired of being wrong.</w:t>
       </w:r>
     </w:p>
     <w:p>
@@ -493,7 +493,7 @@
         <w:pStyle w:val="BodyText"/>
       </w:pPr>
       <w:r>
-        <w:t xml:space="preserve">The Council chamber was full. It was always full, she supposed, but she had never stood in it like this, in the center of the ring with her hands bound in front of her and two clones at her back, and the twelve chairs had never seemed so high. Master Yoda sat with both hands folded on the head of his stick and his ears low. Master Windu sat very straight. Master Ki-Adi-Mundi, Master Shaak Ti, Master Saesee Tiin, the holograms of the members who were offworld flickering blue in their seats. Master Obi-Wan sat with his chin resting against his knuckles, and he was looking at her, at least. That was something.</w:t>
+        <w:t xml:space="preserve">The Council chamber was full. It was always full, she supposed, but she had never stood in it like this, in the center of the ring with her hands bound in front of her and two clones at her back, and the twelve chairs had never seemed so high. Master Yoda sat with both hands folded on the head of his stick and his ears low. Master Windu sat very straight. Master Ki-Adi-Mundi, Master Shaak Ti, Master Saesee Tiin, the holograms of the members who were offworld flickering blue in their seats. Obi-Wan sat with his chin resting against his knuckles, and he was looking at her, at least. That was something.</w:t>
       </w:r>
     </w:p>
     <w:p>
@@ -1638,7 +1638,7 @@
         <w:pStyle w:val="BodyText"/>
       </w:pPr>
       <w:r>
-        <w:t xml:space="preserve">So Ahsoka told her. She told her about Jackar Bowmani and the nano-droids and Letta Turmond asking for her by name. About Fox taking her sabers at the door. About Letta saying a Jedi had been behind it, and then grabbing at her throat, and dying on the floor of her cell before she could say who. About the keycard and the bodies and running. She told her about the lower levels and Ventress—Padmé’s eyebrows went up and stayed there—and about the comm call to Barriss, and the warehouse, and the figure in the mask.</w:t>
+        <w:t xml:space="preserve">So Ahsoka told her. She told her about Jackar Bowmani and the nano-droids and Letta Turmond asking for her by name. About Fox taking her sabers at the door. About Letta saying a Jedi had been behind it, and then grabbing at her throat, and dying on the floor of her cell before she could say who. About the keycard and the bodies and running. She told her about the lower levels and Ventress—Padmé’s eyebrows went up and stayed there—and about the comm call to a friend in the Temple—she left the name out, and Padmé, watching her, let it go for now—and the warehouse, and the figure in the mask.</w:t>
       </w:r>
     </w:p>
     <w:p>
@@ -1792,7 +1792,7 @@
         <w:pStyle w:val="BodyText"/>
       </w:pPr>
       <w:r>
-        <w:t xml:space="preserve">Padmé looked at her for a long moment. Then she nodded and wrote something down, and did not push, and Ahsoka liked her more for it than she would have been able to explain.</w:t>
+        <w:t xml:space="preserve">Padmé held her eyes a while. Then she nodded and wrote something down, and did not push, and Ahsoka liked her more for it than she would have been able to explain.</w:t>
       </w:r>
     </w:p>
     <w:p>
@@ -2053,7 +2053,7 @@
         <w:t xml:space="preserve"> </w:t>
       </w:r>
       <w:r>
-        <w:t xml:space="preserve">she said quietly.</w:t>
+        <w:t xml:space="preserve">she said.</w:t>
       </w:r>
       <w:r>
         <w:t xml:space="preserve"> </w:t>
